--- a/CONFERENCE/Abstract for conference.docx
+++ b/CONFERENCE/Abstract for conference.docx
@@ -21,7 +21,7 @@
           <w:sz w:val="32"/>
           <w:szCs w:val="32"/>
         </w:rPr>
-        <w:t xml:space="preserve">Survey Paper </w:t>
+        <w:t xml:space="preserve">Survey </w:t>
       </w:r>
       <w:r>
         <w:rPr>
@@ -96,7 +96,13 @@
         <w:rPr>
           <w:rFonts w:ascii="Times New Roman" w:hAnsi="Times New Roman" w:cs="Times New Roman"/>
         </w:rPr>
-        <w:t xml:space="preserve"> Professor and Head of Department, Computer Science &amp; Engineering, RGCET</w:t>
+        <w:t xml:space="preserve"> Professor and Head of Department, Computer Science &amp; Engineering, </w:t>
+      </w:r>
+      <w:r>
+        <w:rPr>
+          <w:rFonts w:ascii="Times New Roman" w:hAnsi="Times New Roman" w:cs="Times New Roman"/>
+        </w:rPr>
+        <w:t>Rajiv Gandhi College of Engineering and Technology, Puducherry, India</w:t>
       </w:r>
     </w:p>
     <w:p>
@@ -117,7 +123,53 @@
         <w:rPr>
           <w:rFonts w:ascii="Times New Roman" w:hAnsi="Times New Roman" w:cs="Times New Roman"/>
         </w:rPr>
-        <w:t xml:space="preserve"> Student, Computer Science &amp; Engineering, RGCET</w:t>
+        <w:t xml:space="preserve"> Student, Computer Science &amp; Engineering, </w:t>
+      </w:r>
+      <w:r>
+        <w:rPr>
+          <w:rFonts w:ascii="Times New Roman" w:hAnsi="Times New Roman" w:cs="Times New Roman"/>
+        </w:rPr>
+        <w:t>Rajiv Gandhi College of Engineering and Technology, Puducherry, India</w:t>
+      </w:r>
+    </w:p>
+    <w:p>
+      <w:pPr>
+        <w:jc w:val="center"/>
+        <w:rPr>
+          <w:rFonts w:ascii="Times New Roman" w:hAnsi="Times New Roman" w:cs="Times New Roman"/>
+        </w:rPr>
+      </w:pPr>
+      <w:r>
+        <w:rPr>
+          <w:rFonts w:ascii="Times New Roman" w:hAnsi="Times New Roman" w:cs="Times New Roman"/>
+        </w:rPr>
+        <w:t xml:space="preserve">Email: </w:t>
+      </w:r>
+      <w:r>
+        <w:rPr>
+          <w:rFonts w:ascii="Times New Roman" w:hAnsi="Times New Roman" w:cs="Times New Roman"/>
+        </w:rPr>
+        <w:t>aargeek@gmail.com</w:t>
+      </w:r>
+      <w:r>
+        <w:rPr>
+          <w:rFonts w:ascii="Times New Roman" w:hAnsi="Times New Roman" w:cs="Times New Roman"/>
+          <w:vertAlign w:val="superscript"/>
+        </w:rPr>
+        <w:t>1</w:t>
+      </w:r>
+      <w:r>
+        <w:rPr>
+          <w:rFonts w:ascii="Times New Roman" w:hAnsi="Times New Roman" w:cs="Times New Roman"/>
+        </w:rPr>
+        <w:t>, mohamedbsirajuddeen@gmail.com</w:t>
+      </w:r>
+      <w:r>
+        <w:rPr>
+          <w:rFonts w:ascii="Times New Roman" w:hAnsi="Times New Roman" w:cs="Times New Roman"/>
+          <w:vertAlign w:val="superscript"/>
+        </w:rPr>
+        <w:t>2</w:t>
       </w:r>
     </w:p>
     <w:p>
@@ -803,6 +855,7 @@
   <w:style w:type="character" w:default="1" w:styleId="DefaultParagraphFont">
     <w:name w:val="Default Paragraph Font"/>
     <w:uiPriority w:val="1"/>
+    <w:semiHidden/>
     <w:unhideWhenUsed/>
   </w:style>
   <w:style w:type="table" w:default="1" w:styleId="TableNormal">
@@ -1114,6 +1167,29 @@
       <w:smallCaps/>
       <w:color w:val="0F4761" w:themeColor="accent1" w:themeShade="BF"/>
       <w:spacing w:val="5"/>
+    </w:rPr>
+  </w:style>
+  <w:style w:type="character" w:styleId="Hyperlink">
+    <w:name w:val="Hyperlink"/>
+    <w:basedOn w:val="DefaultParagraphFont"/>
+    <w:uiPriority w:val="99"/>
+    <w:unhideWhenUsed/>
+    <w:rsid w:val="00FE6D3A"/>
+    <w:rPr>
+      <w:color w:val="467886" w:themeColor="hyperlink"/>
+      <w:u w:val="single"/>
+    </w:rPr>
+  </w:style>
+  <w:style w:type="character" w:styleId="UnresolvedMention">
+    <w:name w:val="Unresolved Mention"/>
+    <w:basedOn w:val="DefaultParagraphFont"/>
+    <w:uiPriority w:val="99"/>
+    <w:semiHidden/>
+    <w:unhideWhenUsed/>
+    <w:rsid w:val="00FE6D3A"/>
+    <w:rPr>
+      <w:color w:val="605E5C"/>
+      <w:shd w:val="clear" w:color="auto" w:fill="E1DFDD"/>
     </w:rPr>
   </w:style>
 </w:styles>
